--- a/templates/oot.docx
+++ b/templates/oot.docx
@@ -440,8 +440,16 @@
     </w:p>
     <w:tbl>
       <w:tblPr>
-        <w:tblW w:w="9360" w:type="dxa"/>
+        <w:tblW w:w="5000" w:type="pct"/>
         <w:tblLook w:val="04A0" w:firstRow="1" w:lastRow="0" w:firstColumn="1" w:lastColumn="0" w:noHBand="0" w:noVBand="1"/>
+        <w:tblBorders>
+          <w:top w:val="single" w:sz="4" w:space="0" w:color="000000"/>
+          <w:left w:val="single" w:sz="4" w:space="0" w:color="000000"/>
+          <w:bottom w:val="single" w:sz="4" w:space="0" w:color="000000"/>
+          <w:right w:val="single" w:sz="4" w:space="0" w:color="000000"/>
+          <w:insideH w:val="single" w:sz="4" w:space="0" w:color="000000"/>
+          <w:insideV w:val="single" w:sz="4" w:space="0" w:color="000000"/>
+        </w:tblBorders>
       </w:tblPr>
       <w:tblGrid>
         <w:gridCol w:w="580"/>
@@ -457,7 +465,7 @@
         </w:trPr>
         <w:tc>
           <w:tcPr>
-            <w:tcW w:w="580" w:type="dxa"/>
+            <w:tcW w:w="250" w:type="pct"/>
             <w:tcBorders>
               <w:top w:val="single" w:sz="4" w:space="0" w:color="auto"/>
               <w:left w:val="single" w:sz="4" w:space="0" w:color="auto"/>
@@ -495,7 +503,7 @@
         </w:tc>
         <w:tc>
           <w:tcPr>
-            <w:tcW w:w="1880" w:type="dxa"/>
+            <w:tcW w:w="1000" w:type="pct"/>
             <w:tcBorders>
               <w:top w:val="single" w:sz="4" w:space="0" w:color="auto"/>
               <w:left w:val="nil"/>
@@ -546,7 +554,7 @@
         </w:tc>
         <w:tc>
           <w:tcPr>
-            <w:tcW w:w="2860" w:type="dxa"/>
+            <w:tcW w:w="1750" w:type="pct"/>
             <w:tcBorders>
               <w:top w:val="single" w:sz="4" w:space="0" w:color="auto"/>
               <w:left w:val="nil"/>
@@ -669,7 +677,7 @@
         </w:tc>
         <w:tc>
           <w:tcPr>
-            <w:tcW w:w="1200" w:type="dxa"/>
+            <w:tcW w:w="600" w:type="pct"/>
             <w:tcBorders>
               <w:top w:val="single" w:sz="4" w:space="0" w:color="auto"/>
               <w:left w:val="nil"/>
@@ -709,7 +717,7 @@
         </w:tc>
         <w:tc>
           <w:tcPr>
-            <w:tcW w:w="1240" w:type="dxa"/>
+            <w:tcW w:w="500" w:type="pct"/>
             <w:tcBorders>
               <w:top w:val="single" w:sz="4" w:space="0" w:color="auto"/>
               <w:left w:val="nil"/>
@@ -749,7 +757,7 @@
         </w:tc>
         <w:tc>
           <w:tcPr>
-            <w:tcW w:w="1600" w:type="dxa"/>
+            <w:tcW w:w="900" w:type="pct"/>
             <w:tcBorders>
               <w:top w:val="single" w:sz="4" w:space="0" w:color="auto"/>
               <w:left w:val="nil"/>
@@ -794,7 +802,7 @@
         </w:trPr>
         <w:tc>
           <w:tcPr>
-            <w:tcW w:w="580" w:type="dxa"/>
+            <w:tcW w:w="250" w:type="pct"/>
             <w:tcBorders>
               <w:top w:val="nil"/>
               <w:left w:val="single" w:sz="4" w:space="0" w:color="auto"/>
@@ -828,7 +836,7 @@
         </w:tc>
         <w:tc>
           <w:tcPr>
-            <w:tcW w:w="1880" w:type="dxa"/>
+            <w:tcW w:w="1000" w:type="pct"/>
             <w:tcBorders>
               <w:top w:val="nil"/>
               <w:left w:val="nil"/>
@@ -863,7 +871,7 @@
         </w:tc>
         <w:tc>
           <w:tcPr>
-            <w:tcW w:w="2860" w:type="dxa"/>
+            <w:tcW w:w="1750" w:type="pct"/>
             <w:tcBorders>
               <w:top w:val="nil"/>
               <w:left w:val="nil"/>
@@ -986,7 +994,7 @@
         </w:tc>
         <w:tc>
           <w:tcPr>
-            <w:tcW w:w="1200" w:type="dxa"/>
+            <w:tcW w:w="600" w:type="pct"/>
             <w:tcBorders>
               <w:top w:val="nil"/>
               <w:left w:val="nil"/>
@@ -1020,7 +1028,7 @@
         </w:tc>
         <w:tc>
           <w:tcPr>
-            <w:tcW w:w="1240" w:type="dxa"/>
+            <w:tcW w:w="500" w:type="pct"/>
             <w:tcBorders>
               <w:top w:val="nil"/>
               <w:left w:val="nil"/>
@@ -1054,7 +1062,7 @@
         </w:tc>
         <w:tc>
           <w:tcPr>
-            <w:tcW w:w="1600" w:type="dxa"/>
+            <w:tcW w:w="900" w:type="pct"/>
             <w:tcBorders>
               <w:top w:val="nil"/>
               <w:left w:val="nil"/>

--- a/templates/oot.docx
+++ b/templates/oot.docx
@@ -462,6 +462,7 @@
       <w:tr>
         <w:trPr>
           <w:trHeight w:val="600"/>
+          <w:tblHeader w:val="true"/>
         </w:trPr>
         <w:tc>
           <w:tcPr>
